--- a/cv-jmpvr-pt.docx
+++ b/cv-jmpvr-pt.docx
@@ -732,6 +732,72 @@
       </w:r>
       <w:r>
         <w:t xml:space="preserve">Pós-Graduação em Direito Imobiliário</w:t>
+      </w:r>
+    </w:p>
+    <w:p>
+      <w:pPr>
+        <w:numPr>
+          <w:ilvl w:val="0"/>
+          <w:numId w:val="1006"/>
+        </w:numPr>
+        <w:pStyle w:val="Compact"/>
+      </w:pPr>
+      <w:r>
+        <w:rPr>
+          <w:bCs/>
+          <w:b/>
+        </w:rPr>
+        <w:t xml:space="preserve">Pós-Graduação:</w:t>
+      </w:r>
+      <w:r>
+        <w:t xml:space="preserve"> </w:t>
+      </w:r>
+      <w:r>
+        <w:t xml:space="preserve">Pós Graduação em Fintech</w:t>
+      </w:r>
+    </w:p>
+    <w:p>
+      <w:pPr>
+        <w:numPr>
+          <w:ilvl w:val="0"/>
+          <w:numId w:val="1006"/>
+        </w:numPr>
+        <w:pStyle w:val="Compact"/>
+      </w:pPr>
+      <w:r>
+        <w:rPr>
+          <w:bCs/>
+          <w:b/>
+        </w:rPr>
+        <w:t xml:space="preserve">Pós-Graduação:</w:t>
+      </w:r>
+      <w:r>
+        <w:t xml:space="preserve"> </w:t>
+      </w:r>
+      <w:r>
+        <w:t xml:space="preserve">Pós-Graduação em Proteção de Dados</w:t>
+      </w:r>
+    </w:p>
+    <w:p>
+      <w:pPr>
+        <w:numPr>
+          <w:ilvl w:val="0"/>
+          <w:numId w:val="1006"/>
+        </w:numPr>
+        <w:pStyle w:val="Compact"/>
+      </w:pPr>
+      <w:r>
+        <w:rPr>
+          <w:bCs/>
+          <w:b/>
+        </w:rPr>
+        <w:t xml:space="preserve">Pós-Graduação:</w:t>
+      </w:r>
+      <w:r>
+        <w:t xml:space="preserve"> </w:t>
+      </w:r>
+      <w:r>
+        <w:t xml:space="preserve">Pós-Graduação em Law Enforcement, Compliance e Responsabilidade Empresarial</w:t>
       </w:r>
     </w:p>
     <w:p>

--- a/cv-jmpvr-pt.docx
+++ b/cv-jmpvr-pt.docx
@@ -731,7 +731,7 @@
         <w:t xml:space="preserve"> </w:t>
       </w:r>
       <w:r>
-        <w:t xml:space="preserve">Pós-Graduação em Direito Imobiliário</w:t>
+        <w:t xml:space="preserve">Pós-Graduação em Direito Imobiliário (a iniciar em setembro de 2026 e terminar em fevereiro de 2027)</w:t>
       </w:r>
     </w:p>
     <w:p>
@@ -753,7 +753,7 @@
         <w:t xml:space="preserve"> </w:t>
       </w:r>
       <w:r>
-        <w:t xml:space="preserve">Pós Graduação em Fintech</w:t>
+        <w:t xml:space="preserve">Pós Graduação em Fintech (a iniciar em janeiro de 2027 e terminar em Julho de 2027)</w:t>
       </w:r>
     </w:p>
     <w:p>
